--- a/en/scientists/CV/Word/Kalantarov_Varga_CV_EN.docx
+++ b/en/scientists/CV/Word/Kalantarov_Varga_CV_EN.docx
@@ -3337,7 +3337,7 @@
           <w:sz w:val="21"/>
           <w:szCs w:val="21"/>
         </w:rPr>
-        <w:t xml:space="preserve">2. </w:t>
+        <w:t>2. Kalantarov, V. K. Blow-up theorems for second order nonlinear evolutionary equations, in O.Boratav., A.Eden, A.Erzan.(Eds.) ”Turbulence modeling and vortex dynamics” Lecture Not. in Physics, Springer Verlag, 1997, pp.169-181</w:t>
       </w:r>
       <w:r>
         <w:rPr>
@@ -3347,15 +3347,13 @@
           <w:sz w:val="21"/>
           <w:szCs w:val="21"/>
         </w:rPr>
-        <w:t>Kalantarov, V. K.</w:t>
-      </w:r>
-      <w:r>
-        <w:rPr>
-          <w:rFonts w:ascii="Times New Roman" w:cs="Times New Roman" w:eastAsia="Times New Roman" w:hAnsi="Times New Roman"/>
-          <w:sz w:val="21"/>
-          <w:szCs w:val="21"/>
-        </w:rPr>
-        <w:t xml:space="preserve"> Blow-up theorems for second order nonlinear evolutionary equations , in O.Boratav ., A.Eden , A.Erzan .( Eds.) ”Turbulence modeling and vortex dynamics” Lecture Not. in Physics, Springer Verlag , 1997, pp.169-181</w:t>
+      </w:r>
+      <w:r>
+        <w:rPr>
+          <w:rFonts w:ascii="Times New Roman" w:cs="Times New Roman" w:eastAsia="Times New Roman" w:hAnsi="Times New Roman"/>
+          <w:sz w:val="21"/>
+          <w:szCs w:val="21"/>
+        </w:rPr>
       </w:r>
     </w:p>
     <w:p>
@@ -3590,7 +3588,7 @@
           <w:sz w:val="21"/>
           <w:szCs w:val="21"/>
         </w:rPr>
-        <w:t xml:space="preserve">7. </w:t>
+        <w:t>7. Kalantarov, V. K. Non-existence of Global Solutions to Nonlinear Wave Equations with Positive Initial, Communi- cations in Pure and Applied Analysis, 17(3)(2018) 987-999. (with B.A. Bilgin)</w:t>
       </w:r>
       <w:r>
         <w:rPr>
@@ -3600,15 +3598,13 @@
           <w:sz w:val="21"/>
           <w:szCs w:val="21"/>
         </w:rPr>
-        <w:t>Kalantarov, V. K.</w:t>
-      </w:r>
-      <w:r>
-        <w:rPr>
-          <w:rFonts w:ascii="Times New Roman" w:cs="Times New Roman" w:eastAsia="Times New Roman" w:hAnsi="Times New Roman"/>
-          <w:sz w:val="21"/>
-          <w:szCs w:val="21"/>
-        </w:rPr>
-        <w:t xml:space="preserve"> Non-existence of Global Solutions to Nonlinear Wave Equations with Positive Initial , Communi- cations in Pure and Applied Analysis, 17(3)(2018) 987-999. (with B.A. Bilgin)</w:t>
+      </w:r>
+      <w:r>
+        <w:rPr>
+          <w:rFonts w:ascii="Times New Roman" w:cs="Times New Roman" w:eastAsia="Times New Roman" w:hAnsi="Times New Roman"/>
+          <w:sz w:val="21"/>
+          <w:szCs w:val="21"/>
+        </w:rPr>
       </w:r>
     </w:p>
     <w:p>
@@ -3652,7 +3648,7 @@
           <w:sz w:val="21"/>
           <w:szCs w:val="21"/>
         </w:rPr>
-        <w:t xml:space="preserve">9. </w:t>
+        <w:t>9. Kalantarov, V. K. On Decay of Solutions of Generalised Pipe Equation Under Nonhomogeneous Dirichlet Boundary Control, Appl. Comp. Math., (2018),17(1), 48-55. (with M.Meyvaci) 4 ===== PAGE 5/8 =====</w:t>
       </w:r>
       <w:r>
         <w:rPr>
@@ -3662,15 +3658,13 @@
           <w:sz w:val="21"/>
           <w:szCs w:val="21"/>
         </w:rPr>
-        <w:t>Kalantarov, V. K.</w:t>
-      </w:r>
-      <w:r>
-        <w:rPr>
-          <w:rFonts w:ascii="Times New Roman" w:cs="Times New Roman" w:eastAsia="Times New Roman" w:hAnsi="Times New Roman"/>
-          <w:sz w:val="21"/>
-          <w:szCs w:val="21"/>
-        </w:rPr>
-        <w:t xml:space="preserve"> On Decay of Solutions of Generalised Pipe Equation Under Nonhomogeneous Dirichlet Boundary Control , Appl. Comp. Math., (2018),17(1), 48-55. (with M.Meyvaci) 4 ===== PAGE 5/8 =====</w:t>
+      </w:r>
+      <w:r>
+        <w:rPr>
+          <w:rFonts w:ascii="Times New Roman" w:cs="Times New Roman" w:eastAsia="Times New Roman" w:hAnsi="Times New Roman"/>
+          <w:sz w:val="21"/>
+          <w:szCs w:val="21"/>
+        </w:rPr>
       </w:r>
     </w:p>
     <w:p>
@@ -3807,7 +3801,7 @@
           <w:sz w:val="21"/>
           <w:szCs w:val="21"/>
         </w:rPr>
-        <w:t xml:space="preserve">14. </w:t>
+        <w:t>14. Kalantarov, V. K. A note on strongly damped wave equation with fast growing nonlinearities, (with S. Zelik)Journal of magthem. Phys,56,011501 (2015)</w:t>
       </w:r>
       <w:r>
         <w:rPr>
@@ -3817,15 +3811,13 @@
           <w:sz w:val="21"/>
           <w:szCs w:val="21"/>
         </w:rPr>
-        <w:t>Kalantarov, V. K.</w:t>
-      </w:r>
-      <w:r>
-        <w:rPr>
-          <w:rFonts w:ascii="Times New Roman" w:cs="Times New Roman" w:eastAsia="Times New Roman" w:hAnsi="Times New Roman"/>
-          <w:sz w:val="21"/>
-          <w:szCs w:val="21"/>
-        </w:rPr>
-        <w:t xml:space="preserve"> A note on strongly damped wave equation with fast growing nonlinearities, (with S. Zelik)Journal of magthem. Phys,56 ,011501 (2015)</w:t>
+      </w:r>
+      <w:r>
+        <w:rPr>
+          <w:rFonts w:ascii="Times New Roman" w:cs="Times New Roman" w:eastAsia="Times New Roman" w:hAnsi="Times New Roman"/>
+          <w:sz w:val="21"/>
+          <w:szCs w:val="21"/>
+        </w:rPr>
       </w:r>
     </w:p>
     <w:p>
@@ -3838,7 +3830,7 @@
           <w:sz w:val="21"/>
           <w:szCs w:val="21"/>
         </w:rPr>
-        <w:t xml:space="preserve">15. </w:t>
+        <w:t>15. Kalantarov, V. K. Blow up of solutions to the initial boundary value problem for quasilinear strongly damped wave equations (with Bilgesu A. Bilgen). J. Math. Anal. Appl. 403 (2013), no. 1, 89–94.</w:t>
       </w:r>
       <w:r>
         <w:rPr>
@@ -3848,15 +3840,13 @@
           <w:sz w:val="21"/>
           <w:szCs w:val="21"/>
         </w:rPr>
-        <w:t>Kalantarov, V. K.</w:t>
-      </w:r>
-      <w:r>
-        <w:rPr>
-          <w:rFonts w:ascii="Times New Roman" w:cs="Times New Roman" w:eastAsia="Times New Roman" w:hAnsi="Times New Roman"/>
-          <w:sz w:val="21"/>
-          <w:szCs w:val="21"/>
-        </w:rPr>
-        <w:t xml:space="preserve"> Blow up of solutions to the initial boundary value problem for quasilinear strongly damped wave equations (with Bilgesu A. Bilgen). J. Math. Anal. Appl . 403 (2013), no. 1, 89–94.</w:t>
+      </w:r>
+      <w:r>
+        <w:rPr>
+          <w:rFonts w:ascii="Times New Roman" w:cs="Times New Roman" w:eastAsia="Times New Roman" w:hAnsi="Times New Roman"/>
+          <w:sz w:val="21"/>
+          <w:szCs w:val="21"/>
+        </w:rPr>
       </w:r>
     </w:p>
     <w:p>
@@ -3900,7 +3890,7 @@
           <w:sz w:val="21"/>
           <w:szCs w:val="21"/>
         </w:rPr>
-        <w:t xml:space="preserve">17. </w:t>
+        <w:t>17. Kalantarov, V. K. Uniform decay rates for the energy of weakly damped defocusing semilinear Schrödinger equations with inhomogeneous Dirichlet boundary control (with I.Lasiecka and T. Özsarı), Journal of Differential Equations, Vol. 251 (2011) 1841 - 1863</w:t>
       </w:r>
       <w:r>
         <w:rPr>
@@ -3910,15 +3900,13 @@
           <w:sz w:val="21"/>
           <w:szCs w:val="21"/>
         </w:rPr>
-        <w:t>Kalantarov, V. K.</w:t>
-      </w:r>
-      <w:r>
-        <w:rPr>
-          <w:rFonts w:ascii="Times New Roman" w:cs="Times New Roman" w:eastAsia="Times New Roman" w:hAnsi="Times New Roman"/>
-          <w:sz w:val="21"/>
-          <w:szCs w:val="21"/>
-        </w:rPr>
-        <w:t xml:space="preserve"> Uniform decay rates for the energy of weakly damped defocusing semilinear Schrödinger equations with inhomogeneous Dirichlet boundary control (with I.Lasiecka and T. Özsarı), Journal of Differential Equations , Vol. 251 (2011) 1841 - 1863</w:t>
+      </w:r>
+      <w:r>
+        <w:rPr>
+          <w:rFonts w:ascii="Times New Roman" w:cs="Times New Roman" w:eastAsia="Times New Roman" w:hAnsi="Times New Roman"/>
+          <w:sz w:val="21"/>
+          <w:szCs w:val="21"/>
+        </w:rPr>
       </w:r>
     </w:p>
     <w:p>
@@ -4179,7 +4167,7 @@
           <w:sz w:val="21"/>
           <w:szCs w:val="21"/>
         </w:rPr>
-        <w:t xml:space="preserve">26. </w:t>
+        <w:t>26. Kalantarov, V. K. Spatial behavior estimates for the wave equation under nonlinear boundary conditions, (with A.O. Çelebi) Math. Comp. Modeling, 34,(2001),no.5-6.,527-532</w:t>
       </w:r>
       <w:r>
         <w:rPr>
@@ -4189,15 +4177,13 @@
           <w:sz w:val="21"/>
           <w:szCs w:val="21"/>
         </w:rPr>
-        <w:t>Kalantarov, V. K.</w:t>
-      </w:r>
-      <w:r>
-        <w:rPr>
-          <w:rFonts w:ascii="Times New Roman" w:cs="Times New Roman" w:eastAsia="Times New Roman" w:hAnsi="Times New Roman"/>
-          <w:sz w:val="21"/>
-          <w:szCs w:val="21"/>
-        </w:rPr>
-        <w:t xml:space="preserve"> Spatial behavior estimates for the wave equation under nonlinear boundary conditions, (with A.O. Çelebi ) Math. Comp. Modeling, 34,(2001),no.5-6.,527-532</w:t>
+      </w:r>
+      <w:r>
+        <w:rPr>
+          <w:rFonts w:ascii="Times New Roman" w:cs="Times New Roman" w:eastAsia="Times New Roman" w:hAnsi="Times New Roman"/>
+          <w:sz w:val="21"/>
+          <w:szCs w:val="21"/>
+        </w:rPr>
       </w:r>
     </w:p>
     <w:p>
@@ -4241,7 +4227,7 @@
           <w:sz w:val="21"/>
           <w:szCs w:val="21"/>
         </w:rPr>
-        <w:t xml:space="preserve">28. </w:t>
+        <w:t>28. Kalantarov, V. K. Attractors for the Generalized Benjamin- Bona -Mahony Equation, (With O. Çelebi,M.Polat) Journal of Differential Equations, 1999,vol.157, pp. 439 - 451.</w:t>
       </w:r>
       <w:r>
         <w:rPr>
@@ -4251,15 +4237,13 @@
           <w:sz w:val="21"/>
           <w:szCs w:val="21"/>
         </w:rPr>
-        <w:t>Kalantarov, V. K.</w:t>
-      </w:r>
-      <w:r>
-        <w:rPr>
-          <w:rFonts w:ascii="Times New Roman" w:cs="Times New Roman" w:eastAsia="Times New Roman" w:hAnsi="Times New Roman"/>
-          <w:sz w:val="21"/>
-          <w:szCs w:val="21"/>
-        </w:rPr>
-        <w:t xml:space="preserve"> Attractors for the Generalized Benjamin- Bona -Mahony Equation, (With O. Çelebi ,M.Polat ) Journal of Differential Equations, 1999,vol.157, pp. 439 - 451.</w:t>
+      </w:r>
+      <w:r>
+        <w:rPr>
+          <w:rFonts w:ascii="Times New Roman" w:cs="Times New Roman" w:eastAsia="Times New Roman" w:hAnsi="Times New Roman"/>
+          <w:sz w:val="21"/>
+          <w:szCs w:val="21"/>
+        </w:rPr>
       </w:r>
     </w:p>
     <w:p>
@@ -4303,7 +4287,7 @@
           <w:sz w:val="21"/>
           <w:szCs w:val="21"/>
         </w:rPr>
-        <w:t xml:space="preserve">30. </w:t>
+        <w:t>30. Kalantarov, V. K. Finite dimensional attractors for a class of semi-linear wave equations, (with A.Eden) Turkish Journal of Mathematics, 1996, v.20, pp. 425-450.</w:t>
       </w:r>
       <w:r>
         <w:rPr>
@@ -4313,15 +4297,13 @@
           <w:sz w:val="21"/>
           <w:szCs w:val="21"/>
         </w:rPr>
-        <w:t>Kalantarov, V. K.</w:t>
-      </w:r>
-      <w:r>
-        <w:rPr>
-          <w:rFonts w:ascii="Times New Roman" w:cs="Times New Roman" w:eastAsia="Times New Roman" w:hAnsi="Times New Roman"/>
-          <w:sz w:val="21"/>
-          <w:szCs w:val="21"/>
-        </w:rPr>
-        <w:t xml:space="preserve"> Finite dimensional attractors for a class of semi-linear wave equations, ( with A.Eden) Turkish Journal of Mathematics, 1996, v.20, pp. 425-450.</w:t>
+      </w:r>
+      <w:r>
+        <w:rPr>
+          <w:rFonts w:ascii="Times New Roman" w:cs="Times New Roman" w:eastAsia="Times New Roman" w:hAnsi="Times New Roman"/>
+          <w:sz w:val="21"/>
+          <w:szCs w:val="21"/>
+        </w:rPr>
       </w:r>
     </w:p>
     <w:p>
@@ -4334,7 +4316,7 @@
           <w:sz w:val="21"/>
           <w:szCs w:val="21"/>
         </w:rPr>
-        <w:t xml:space="preserve">31. </w:t>
+        <w:t>31. Kalantarov, V. K. On minimal global attractor for the phase -field equations, Zap. Nauchn.Sem. Leningrad Otd. Mat. Inst. Steklov, 1991, v.188, no.22, pp.70-86</w:t>
       </w:r>
       <w:r>
         <w:rPr>
@@ -4344,15 +4326,13 @@
           <w:sz w:val="21"/>
           <w:szCs w:val="21"/>
         </w:rPr>
-        <w:t>Kalantarov, V. K.</w:t>
-      </w:r>
-      <w:r>
-        <w:rPr>
-          <w:rFonts w:ascii="Times New Roman" w:cs="Times New Roman" w:eastAsia="Times New Roman" w:hAnsi="Times New Roman"/>
-          <w:sz w:val="21"/>
-          <w:szCs w:val="21"/>
-        </w:rPr>
-        <w:t xml:space="preserve"> On minimal global attractor for the phase -field equations, Zap. Nauchn.Sem.. Leningrad Otd.. Mat. Inst. Steklov, 1991, v.188, no.22, pp.70-86</w:t>
+      </w:r>
+      <w:r>
+        <w:rPr>
+          <w:rFonts w:ascii="Times New Roman" w:cs="Times New Roman" w:eastAsia="Times New Roman" w:hAnsi="Times New Roman"/>
+          <w:sz w:val="21"/>
+          <w:szCs w:val="21"/>
+        </w:rPr>
       </w:r>
     </w:p>
     <w:p>
@@ -4365,7 +4345,7 @@
           <w:sz w:val="21"/>
           <w:szCs w:val="21"/>
         </w:rPr>
-        <w:t xml:space="preserve">32. </w:t>
+        <w:t>32. Kalantarov, V. K. Global behavior of solutions to some fourth-order nonlinear equations Zap. Nauchn. Sem.Leningrad Otd. Mat. Inst. Steklov 1987, v.1163, no. 19, pp. 6675.</w:t>
       </w:r>
       <w:r>
         <w:rPr>
@@ -4375,15 +4355,13 @@
           <w:sz w:val="21"/>
           <w:szCs w:val="21"/>
         </w:rPr>
-        <w:t>Kalantarov, V. K.</w:t>
-      </w:r>
-      <w:r>
-        <w:rPr>
-          <w:rFonts w:ascii="Times New Roman" w:cs="Times New Roman" w:eastAsia="Times New Roman" w:hAnsi="Times New Roman"/>
-          <w:sz w:val="21"/>
-          <w:szCs w:val="21"/>
-        </w:rPr>
-        <w:t xml:space="preserve"> Global behavior of solutions to some fourth-order nonlinear equations Zap. Nauchn. Sem.Leningrad Otd.. Mat. Inst. Steklov 1987, v.1163, no. 19, pp. 6675.</w:t>
+      </w:r>
+      <w:r>
+        <w:rPr>
+          <w:rFonts w:ascii="Times New Roman" w:cs="Times New Roman" w:eastAsia="Times New Roman" w:hAnsi="Times New Roman"/>
+          <w:sz w:val="21"/>
+          <w:szCs w:val="21"/>
+        </w:rPr>
       </w:r>
     </w:p>
     <w:p>
@@ -4520,7 +4498,7 @@
           <w:sz w:val="21"/>
           <w:szCs w:val="21"/>
         </w:rPr>
-        <w:t xml:space="preserve">37. </w:t>
+        <w:t>37. Kalantarov, V. K. The occurrence of collapse for quasi-linear equations of parabolic and hyperbolic type, (with O.A.Ladyzhenskaya)Zap.Nauchn. Sem. Leningrad Otd.Mat.Inst.Steklov1977</w:t>
       </w:r>
       <w:r>
         <w:rPr>
@@ -4530,15 +4508,13 @@
           <w:sz w:val="21"/>
           <w:szCs w:val="21"/>
         </w:rPr>
-        <w:t>Kalantarov, V. K.</w:t>
-      </w:r>
-      <w:r>
-        <w:rPr>
-          <w:rFonts w:ascii="Times New Roman" w:cs="Times New Roman" w:eastAsia="Times New Roman" w:hAnsi="Times New Roman"/>
-          <w:sz w:val="21"/>
-          <w:szCs w:val="21"/>
-        </w:rPr>
-        <w:t xml:space="preserve"> The occurrence of collapse for quasi-linear equations of parabolic and hyperbolic type, (with O.A.Ladyzhenskaya )Zap.Nauchn. Sem. Leningrad Otd.Mat.Inst.Steklov1977</w:t>
+      </w:r>
+      <w:r>
+        <w:rPr>
+          <w:rFonts w:ascii="Times New Roman" w:cs="Times New Roman" w:eastAsia="Times New Roman" w:hAnsi="Times New Roman"/>
+          <w:sz w:val="21"/>
+          <w:szCs w:val="21"/>
+        </w:rPr>
       </w:r>
     </w:p>
     <w:p>
@@ -4551,7 +4527,7 @@
           <w:sz w:val="21"/>
           <w:szCs w:val="21"/>
         </w:rPr>
-        <w:t xml:space="preserve">38. </w:t>
+        <w:t>38. Kalantarov, V. K. Investigation of generalized solutions of mixed problem for the system of two equations of parabolic and hyperbolic type, Uch. Zap. Azerb. Gos. Univ., ser.fiz.mat. nauk, 1972, no.4, pp. 50-58</w:t>
       </w:r>
       <w:r>
         <w:rPr>
@@ -4561,15 +4537,13 @@
           <w:sz w:val="21"/>
           <w:szCs w:val="21"/>
         </w:rPr>
-        <w:t>Kalantarov, V. K.</w:t>
-      </w:r>
-      <w:r>
-        <w:rPr>
-          <w:rFonts w:ascii="Times New Roman" w:cs="Times New Roman" w:eastAsia="Times New Roman" w:hAnsi="Times New Roman"/>
-          <w:sz w:val="21"/>
-          <w:szCs w:val="21"/>
-        </w:rPr>
-        <w:t xml:space="preserve"> Investigation of generalized solutions of mixed problem for the system of two equations of parabolic and hyperbolic type, Uch.. Zap. Azerb.. Gos.. Univ., ser.fiz.mat. nauk, 1972, no.4, pp. 50-58</w:t>
+      </w:r>
+      <w:r>
+        <w:rPr>
+          <w:rFonts w:ascii="Times New Roman" w:cs="Times New Roman" w:eastAsia="Times New Roman" w:hAnsi="Times New Roman"/>
+          <w:sz w:val="21"/>
+          <w:szCs w:val="21"/>
+        </w:rPr>
       </w:r>
     </w:p>
     <w:p>
@@ -5978,7 +5952,7 @@
                 <w:sz w:val="21"/>
                 <w:szCs w:val="21"/>
               </w:rPr>
-              <w:t>International Conference ”O.A. Ladyzhenskaya centennial conference on PDE’s”, Euler Interna- tional Mathematical Institute , St. Petersburg, Julyt, 2022.</w:t>
+              <w:t>International Conference ”O.A. Ladyzhenskaya centennial conference on PDE’s”, Euler Interna- tional Mathematical Institute, St. Petersburg, Julyt, 2022.</w:t>
             </w:r>
           </w:p>
         </w:tc>
@@ -6032,7 +6006,7 @@
                 <w:sz w:val="21"/>
                 <w:szCs w:val="21"/>
               </w:rPr>
-              <w:t>International Conference ”O.A. Ladyzhenskaya centennial conference on PDE’s”, Euler Interna- tional Mathematical Institute , St. Petersburg, Julyt, 2022.</w:t>
+              <w:t>International Conference ”O.A. Ladyzhenskaya centennial conference on PDE’s”, Euler Interna- tional Mathematical Institute, St. Petersburg, Julyt, 2022.</w:t>
             </w:r>
           </w:p>
         </w:tc>
@@ -6706,7 +6680,7 @@
                 <w:sz w:val="21"/>
                 <w:szCs w:val="21"/>
               </w:rPr>
-              <w:t>International workshop “Advances in Analysis of PDEs” , Stockholm, July, 2012,</w:t>
+              <w:t>International workshop “Advances in Analysis of PDEs”, Stockholm, July, 2012,</w:t>
             </w:r>
           </w:p>
         </w:tc>
@@ -6760,7 +6734,7 @@
                 <w:sz w:val="21"/>
                 <w:szCs w:val="21"/>
               </w:rPr>
-              <w:t>International workshop “Advances in Analysis of PDEs” , Stockholm, July, 2012,</w:t>
+              <w:t>International workshop “Advances in Analysis of PDEs”, Stockholm, July, 2012,</w:t>
             </w:r>
           </w:p>
         </w:tc>
@@ -7330,7 +7304,7 @@
                 <w:sz w:val="21"/>
                 <w:szCs w:val="21"/>
               </w:rPr>
-              <w:t>AIMS International Conference on Dynamical Systems and Differential equations, Poitiers , France, Jun 25-28, 2006,</w:t>
+              <w:t>AIMS International Conference on Dynamical Systems and Differential equations, Poitiers, France, Jun 25-28, 2006,</w:t>
             </w:r>
           </w:p>
         </w:tc>
@@ -7384,7 +7358,7 @@
                 <w:sz w:val="21"/>
                 <w:szCs w:val="21"/>
               </w:rPr>
-              <w:t>AIMS International Conference on Dynamical Systems and Differential equations, Poitiers , France, Jun 25-28, 2006,</w:t>
+              <w:t>AIMS International Conference on Dynamical Systems and Differential equations, Poitiers, France, Jun 25-28, 2006,</w:t>
             </w:r>
           </w:p>
         </w:tc>
